--- a/亞瑟耗材系統/A2功能架構規劃書/智慧耗材管理與供應協作平台整體功能架構規劃書_v1.0.docx
+++ b/亞瑟耗材系統/A2功能架構規劃書/智慧耗材管理與供應協作平台整體功能架構規劃書_v1.0.docx
@@ -706,7 +706,7 @@
                 <w:b w:val="0"/>
                 <w:sz w:val="22"/>
               </w:rPr>
-              <w:t>量定一次</w:t>
+              <w:t>一個月只定一次量</w:t>
             </w:r>
           </w:p>
         </w:tc>
@@ -725,7 +725,7 @@
                 <w:b w:val="0"/>
                 <w:sz w:val="22"/>
               </w:rPr>
-              <w:t>每月訂貨量於結單日鎖定，後續變更須經退回或緊急追加。避免反覆調整導致採購與配送失準，亦使供應商取得的前視資訊具備可信度。</w:t>
+              <w:t>每月訂貨量在結單日鎖定，之後要改就得走退回或緊急追加。避免整個月反覆改量，害採購與配送跟著亂，也讓供應商拿到的前視資訊值得信賴。</w:t>
             </w:r>
           </w:p>
         </w:tc>
@@ -746,7 +746,7 @@
                 <w:b w:val="0"/>
                 <w:sz w:val="22"/>
               </w:rPr>
-              <w:t>事實單一來源</w:t>
+              <w:t>到貨只認驗收</w:t>
             </w:r>
           </w:p>
         </w:tc>
@@ -765,7 +765,7 @@
                 <w:b w:val="0"/>
                 <w:sz w:val="22"/>
               </w:rPr>
-              <w:t>到貨與否只認收貨端驗收結果，不採信單據狀態或供應商回報。庫存帳面量僅由驗收與領用兩種事件變動。</w:t>
+              <w:t>貨到底有沒有到，只看收貨人員實際驗收的結果，不採信單據狀態或供應商口頭回報。庫存數字只會因為「驗收入庫」與「現場領用」這兩件事而變動。</w:t>
             </w:r>
           </w:p>
         </w:tc>
@@ -786,7 +786,7 @@
                 <w:b w:val="0"/>
                 <w:sz w:val="22"/>
               </w:rPr>
-              <w:t>可解釋優先</w:t>
+              <w:t>說得出理由</w:t>
             </w:r>
           </w:p>
         </w:tc>
@@ -805,7 +805,7 @@
                 <w:b w:val="0"/>
                 <w:sz w:val="22"/>
               </w:rPr>
-              <w:t>預測、配送排序、維修核價一律採規則與統計基準，每項判斷都能說出依據與比較基礎。凡無法向現場主管解釋成因的演算法不予採用。</w:t>
+              <w:t>預測、配送排序、維修核價一律用固定規則與歷史統計計算，每個判斷都講得出依據與比較基礎。凡是無法向現場主管解釋「為什麼是這個數字」的演算法，一律不採用。</w:t>
             </w:r>
           </w:p>
         </w:tc>
@@ -826,7 +826,7 @@
                 <w:b w:val="0"/>
                 <w:sz w:val="22"/>
               </w:rPr>
-              <w:t>失敗要響</w:t>
+              <w:t>故障不隱瞞</w:t>
             </w:r>
           </w:p>
         </w:tc>
@@ -845,7 +845,7 @@
                 <w:b w:val="0"/>
                 <w:sz w:val="22"/>
               </w:rPr>
-              <w:t>預測引擎故障時中止產出草稿並發出系統告警，不以預設值或前月數值填補。寧可停線由人工接手，不可讓錯誤數據流入採購。</w:t>
+              <w:t>預測引擎掛掉的時候，系統寧可停下來大聲報錯，也不要自己編一個數字撐過去。因為拿上個月的量頂著用，畫面看起來一切正常，但錯誤的量會一路流進採購和配送，等發現時貨已經叫錯了，而且沒人知道那個月的量其實是假的。</w:t>
             </w:r>
           </w:p>
         </w:tc>
@@ -866,7 +866,7 @@
                 <w:b w:val="0"/>
                 <w:sz w:val="22"/>
               </w:rPr>
-              <w:t>人在迴圈中</w:t>
+              <w:t>系統建議、人決定</w:t>
             </w:r>
           </w:p>
         </w:tc>
@@ -885,7 +885,7 @@
                 <w:b w:val="0"/>
                 <w:sz w:val="22"/>
               </w:rPr>
-              <w:t>系統建議一律須經人工確認方生效：訂貨草稿由場域主管回填、採購發單由總部覆核、配送排單由總部採納。系統不自動對外發生金額。</w:t>
+              <w:t>系統算出「這個場域下個月要 20 箱」只是建議值，要現場主管回填確認、總部覆核之後才會變成採購單。系統不會自己下單，也不會自動對外發生金額。</w:t>
             </w:r>
           </w:p>
         </w:tc>
@@ -906,7 +906,7 @@
                 <w:b w:val="0"/>
                 <w:sz w:val="22"/>
               </w:rPr>
-              <w:t>整合層隔離</w:t>
+              <w:t>對外往來集中一處</w:t>
             </w:r>
           </w:p>
         </w:tc>
@@ -925,7 +925,7 @@
                 <w:b w:val="0"/>
                 <w:sz w:val="22"/>
               </w:rPr>
-              <w:t>對舊有 .NET 系統與外部資料源的存取集中於獨立介接層，上游replaced時平台本體不需變動。</w:t>
+              <w:t>與舊 .NET 系統、外部資料來源之間的所有存取，都集中寫在同一層；日後上游系統換掉，只要改這一層，平台本體不必跟著動。</w:t>
             </w:r>
           </w:p>
         </w:tc>
@@ -1199,7 +1199,7 @@
                 <w:b w:val="0"/>
                 <w:sz w:val="22"/>
               </w:rPr>
-              <w:t>同上，登入態獨立儲存</w:t>
+              <w:t>同上，登入狀態獨立儲存</w:t>
             </w:r>
           </w:p>
         </w:tc>
@@ -1395,7 +1395,7 @@
                 <w:b w:val="0"/>
                 <w:sz w:val="22"/>
               </w:rPr>
-              <w:t>權限守衛</w:t>
+              <w:t>權限檢查</w:t>
             </w:r>
           </w:p>
         </w:tc>
@@ -1414,7 +1414,7 @@
                 <w:b w:val="0"/>
                 <w:sz w:val="22"/>
               </w:rPr>
-              <w:t>功能碼 × 資料範圍雙層控管，自 JWT 取出企業識別碼注入查詢條件</w:t>
+              <w:t>功能碼 × 資料範圍雙層控管；自登入權杖取出企業識別碼，自動加進每一次查詢</w:t>
             </w:r>
           </w:p>
         </w:tc>
@@ -1570,7 +1570,7 @@
                 <w:b w:val="0"/>
                 <w:sz w:val="22"/>
               </w:rPr>
-              <w:t>六類型異常自動偵測，分級去重後開單並通知</w:t>
+              <w:t>六類型異常自動偵測，分級去重後開單並通知；另有訂貨覆核、收貨驗收等流程節點即時開立之預警，不經此巡檢</w:t>
             </w:r>
           </w:p>
         </w:tc>
@@ -1707,7 +1707,7 @@
                 <w:b w:val="0"/>
                 <w:sz w:val="22"/>
               </w:rPr>
-              <w:t>樂觀鎖</w:t>
+              <w:t>編輯衝突防護（樂觀鎖）</w:t>
             </w:r>
           </w:p>
         </w:tc>
@@ -1726,7 +1726,7 @@
                 <w:b w:val="0"/>
                 <w:sz w:val="22"/>
               </w:rPr>
-              <w:t>雙人同時編輯的覆蓋防護，比對更新時戳不一致即拒絕</w:t>
+              <w:t>兩個人同時編輯同一筆時，比對更新時戳，不一致就拒絕存檔，避免互相覆蓋</w:t>
             </w:r>
           </w:p>
         </w:tc>
@@ -1882,7 +1882,7 @@
                 <w:b w:val="0"/>
                 <w:sz w:val="22"/>
               </w:rPr>
-              <w:t>相容舊系統的空值語意，避免三值邏輯漏行</w:t>
+              <w:t>比照舊系統把「沒填」視同空白來比較，避免查詢時整批漏掉未填值的資料</w:t>
             </w:r>
           </w:p>
         </w:tc>
@@ -2194,7 +2194,7 @@
                 <w:b w:val="0"/>
                 <w:sz w:val="22"/>
               </w:rPr>
-              <w:t>附件與匯入檔，支援本地與物件儲存雙驅動</w:t>
+              <w:t>附件與匯入檔，可切換存放於本機磁碟或雲端物件儲存</w:t>
             </w:r>
           </w:p>
         </w:tc>
@@ -2357,7 +2357,7 @@
                 <w:b w:val="0"/>
                 <w:sz w:val="22"/>
               </w:rPr>
-              <w:t>後端以裝飾器產生 OpenAPI 文件，前端據以對接；未在資料傳輸物件宣告的欄位一律於進入點剝除。</w:t>
+              <w:t>後端以裝飾器產生 OpenAPI 文件，前端據以對接；凡未在介面規格中宣告的欄位，一律於入口丟棄，不會進入後續處理。</w:t>
             </w:r>
           </w:p>
         </w:tc>
@@ -2614,7 +2614,7 @@
                 <w:b w:val="0"/>
                 <w:sz w:val="22"/>
               </w:rPr>
-              <w:t>併發控制</w:t>
+              <w:t>同時編輯防護</w:t>
             </w:r>
           </w:p>
         </w:tc>
@@ -2757,7 +2757,7 @@
                 <w:b w:val="0"/>
                 <w:sz w:val="22"/>
               </w:rPr>
-              <w:t>JSON Web Token；並存期相容舊 .NET 系統之加密權杖，以獨立守衛處理並設總開關，舊系統下線後即可一次關閉。</w:t>
+              <w:t>JSON Web Token；並存期相容舊 .NET 系統之加密權杖，由獨立的檢查機制處理並設總開關，舊系統下線後即可一次關閉。</w:t>
             </w:r>
           </w:p>
         </w:tc>
@@ -2834,7 +2834,7 @@
                 <w:b w:val="0"/>
                 <w:sz w:val="22"/>
               </w:rPr>
-              <w:t>多租戶隔離</w:t>
+              <w:t>企業間資料隔離</w:t>
             </w:r>
           </w:p>
         </w:tc>
@@ -2853,7 +2853,7 @@
                 <w:b w:val="0"/>
                 <w:sz w:val="22"/>
               </w:rPr>
-              <w:t>所有資料表帶企業識別碼，權限守衛自權杖取出後注入每一次查詢，跨企業資料不可見。</w:t>
+              <w:t>所有資料表都帶企業識別碼，權限檢查自登入權杖取出後加進每一次查詢，別家企業的資料看不到。</w:t>
             </w:r>
           </w:p>
         </w:tc>
@@ -2954,7 +2954,7 @@
                 <w:b w:val="0"/>
                 <w:sz w:val="22"/>
               </w:rPr>
-              <w:t>登入態隔離</w:t>
+              <w:t>登入狀態隔離</w:t>
             </w:r>
           </w:p>
         </w:tc>
@@ -3013,7 +3013,7 @@
                 <w:b w:val="0"/>
                 <w:sz w:val="22"/>
               </w:rPr>
-              <w:t>上傳檔案以檔頭位元組驗證實際型別（不僅檢查宣告型別），並強制型別白名單與防嗅探標頭。</w:t>
+              <w:t>上傳檔案以檔頭位元組驗證實際型別（不僅檢查宣告型別），並限定允許的檔案型別，同時要求瀏覽器不得自行推測檔案型別。</w:t>
             </w:r>
           </w:p>
         </w:tc>
@@ -3132,6 +3132,7 @@
     <w:p>
       <w:pPr>
         <w:spacing w:line="276" w:lineRule="auto" w:after="120" w:before="0"/>
+        <w:jc w:val="center"/>
       </w:pPr>
       <w:r>
         <w:rPr>
@@ -3139,7 +3140,52 @@
           <w:b w:val="0"/>
           <w:sz w:val="24"/>
         </w:rPr>
-        <w:t>〔圖 1　整體系統架構圖（四層架構）〕</w:t>
+        <w:drawing>
+          <wp:inline xmlns:a="http://schemas.openxmlformats.org/drawingml/2006/main" xmlns:pic="http://schemas.openxmlformats.org/drawingml/2006/picture">
+            <wp:extent cx="5486400" cy="4817470"/>
+            <wp:docPr id="1" name="Picture 1"/>
+            <wp:cNvGraphicFramePr>
+              <a:graphicFrameLocks noChangeAspect="1"/>
+            </wp:cNvGraphicFramePr>
+            <a:graphic>
+              <a:graphicData uri="http://schemas.openxmlformats.org/drawingml/2006/picture">
+                <pic:pic>
+                  <pic:nvPicPr>
+                    <pic:cNvPr id="0" name="fig1_architecture.png"/>
+                    <pic:cNvPicPr/>
+                  </pic:nvPicPr>
+                  <pic:blipFill>
+                    <a:blip r:embed="rId10"/>
+                    <a:stretch>
+                      <a:fillRect/>
+                    </a:stretch>
+                  </pic:blipFill>
+                  <pic:spPr>
+                    <a:xfrm>
+                      <a:off x="0" y="0"/>
+                      <a:ext cx="5486400" cy="4817470"/>
+                    </a:xfrm>
+                    <a:prstGeom prst="rect"/>
+                  </pic:spPr>
+                </pic:pic>
+              </a:graphicData>
+            </a:graphic>
+          </wp:inline>
+        </w:drawing>
+      </w:r>
+    </w:p>
+    <w:p>
+      <w:pPr>
+        <w:spacing w:line="276" w:lineRule="auto" w:after="120" w:before="0"/>
+        <w:jc w:val="center"/>
+      </w:pPr>
+      <w:r>
+        <w:rPr>
+          <w:rFonts w:ascii="Times New Roman" w:hAnsi="Times New Roman" w:eastAsia="標楷體"/>
+          <w:b w:val="0"/>
+          <w:sz w:val="24"/>
+        </w:rPr>
+        <w:t>圖 1　整體系統架構圖（四層架構）</w:t>
       </w:r>
     </w:p>
     <w:p>
@@ -3292,7 +3338,7 @@
                 <w:b w:val="0"/>
                 <w:sz w:val="22"/>
               </w:rPr>
-              <w:t>場域 175、品項 281、供應商 29</w:t>
+              <w:t>場域 175 筆、品項 281 筆、供應商 29 筆</w:t>
             </w:r>
           </w:p>
         </w:tc>
@@ -3351,7 +3397,7 @@
                 <w:b w:val="0"/>
                 <w:sz w:val="22"/>
               </w:rPr>
-              <w:t>場域品項對應 84、物價 23</w:t>
+              <w:t>場域品項對應 84 筆、物價 23 筆</w:t>
             </w:r>
           </w:p>
         </w:tc>
@@ -3469,7 +3515,7 @@
                 <w:b w:val="0"/>
                 <w:sz w:val="22"/>
               </w:rPr>
-              <w:t>訂貨 41／明細 535、採購 22、配送 49</w:t>
+              <w:t>訂貨 41 張／明細 535 筆、採購 22 張、配送 49 張</w:t>
             </w:r>
           </w:p>
         </w:tc>
@@ -3528,7 +3574,7 @@
                 <w:b w:val="0"/>
                 <w:sz w:val="22"/>
               </w:rPr>
-              <w:t>異動流水 340</w:t>
+              <w:t>異動流水 340 筆</w:t>
             </w:r>
           </w:p>
         </w:tc>
@@ -3568,26 +3614,26 @@
                 <w:b w:val="0"/>
                 <w:sz w:val="22"/>
               </w:rPr>
-              <w:t>六類型預警事件、預警規則、供應商回覆</w:t>
-            </w:r>
-          </w:p>
-        </w:tc>
-        <w:tc>
-          <w:tcPr>
-            <w:tcW w:type="dxa" w:w="2880"/>
-          </w:tcPr>
-          <w:p>
-            <w:pPr>
-              <w:spacing w:line="276" w:lineRule="auto" w:after="0" w:before="0"/>
-            </w:pPr>
-            <w:r/>
-            <w:r>
-              <w:rPr>
-                <w:rFonts w:ascii="Times New Roman" w:hAnsi="Times New Roman" w:eastAsia="標楷體"/>
-                <w:b w:val="0"/>
-                <w:sz w:val="22"/>
-              </w:rPr>
-              <w:t>預警 130</w:t>
+              <w:t>預警事件（含排程巡檢六類型與流程節點即時開立者）、預警規則、供應商回覆</w:t>
+            </w:r>
+          </w:p>
+        </w:tc>
+        <w:tc>
+          <w:tcPr>
+            <w:tcW w:type="dxa" w:w="2880"/>
+          </w:tcPr>
+          <w:p>
+            <w:pPr>
+              <w:spacing w:line="276" w:lineRule="auto" w:after="0" w:before="0"/>
+            </w:pPr>
+            <w:r/>
+            <w:r>
+              <w:rPr>
+                <w:rFonts w:ascii="Times New Roman" w:hAnsi="Times New Roman" w:eastAsia="標楷體"/>
+                <w:b w:val="0"/>
+                <w:sz w:val="22"/>
+              </w:rPr>
+              <w:t>預警 130 筆</w:t>
             </w:r>
           </w:p>
         </w:tc>
@@ -5113,7 +5159,7 @@
                 <w:b w:val="0"/>
                 <w:sz w:val="22"/>
               </w:rPr>
-              <w:t>模組化架構與依賴注入使跨切面關注點（多租戶、樂觀鎖、稽核）得以集中實作；裝飾器可同時產生驗證規則與 API 文件，避免文件與實作脫節。</w:t>
+              <w:t>模組化架構讓企業間資料隔離、編輯衝突防護、稽核這類每支功能都會用到的共通處理，得以集中實作一次；裝飾器可同時產生驗證規則與 API 文件，避免文件與實作脫節。</w:t>
             </w:r>
           </w:p>
         </w:tc>
@@ -5290,7 +5336,7 @@
                 <w:b w:val="0"/>
                 <w:sz w:val="22"/>
               </w:rPr>
-              <w:t>統計運算生態成熟；獨立部署使演算法迭代不影響主系統上線節奏，且引擎故障可被明確偵測而非隱性降級。</w:t>
+              <w:t>統計運算生態成熟；獨立部署使演算法迭代不影響主系統上線節奏，且引擎故障能被明確偵測，不會悄悄改用舊數字頂替。</w:t>
             </w:r>
           </w:p>
         </w:tc>
@@ -5664,7 +5710,7 @@
                 <w:b w:val="0"/>
                 <w:sz w:val="22"/>
               </w:rPr>
-              <w:t>175 場域已建置</w:t>
+              <w:t>場域 175 筆已建置</w:t>
             </w:r>
           </w:p>
         </w:tc>
@@ -5723,7 +5769,7 @@
                 <w:b w:val="0"/>
                 <w:sz w:val="22"/>
               </w:rPr>
-              <w:t>281 品項、29 供應商已建置</w:t>
+              <w:t>品項 281 筆、供應商 29 筆已建置</w:t>
             </w:r>
           </w:p>
         </w:tc>
@@ -5916,7 +5962,7 @@
                 <w:b w:val="0"/>
                 <w:sz w:val="22"/>
               </w:rPr>
-              <w:t>訂貨單 41 張、明細 535 筆；狀態分布為已完成 38、已作廢 3，</w:t>
+              <w:t>訂貨單 41 張、明細 535 筆；狀態分布為已完成 38 張、已作廢 3 張，</w:t>
             </w:r>
             <w:r>
               <w:rPr>
@@ -5991,7 +6037,7 @@
                 <w:b w:val="0"/>
                 <w:sz w:val="22"/>
               </w:rPr>
-              <w:t>預測 79 筆，涵蓋 3 個月份；基準來源分布：真實歷史 50 筆（63.3%）、冷啟動人工 16 筆（20.3%）、非定期手動 10 筆（12.7%）、回填新增 3 筆（3.8%）</w:t>
+              <w:t>預測 79 筆，涵蓋 3 個月份；基準來源分布：真實歷史 50 筆（63.3%）、冷啟動人工（尚無歷史可循，由人工填量）16 筆（20.3%）、非定期手動 10 筆（12.7%）、回填新增 3 筆（3.8%）</w:t>
             </w:r>
           </w:p>
         </w:tc>
@@ -6795,7 +6841,7 @@
                 <w:b w:val="0"/>
                 <w:sz w:val="22"/>
               </w:rPr>
-              <w:t>每日 08:00／08:10；每週一</w:t>
+              <w:t>排程巡檢每日 08:00／08:10、每週一；流程節點即時</w:t>
             </w:r>
           </w:p>
         </w:tc>
@@ -7184,7 +7230,7 @@
       </w:pPr>
       <w:r>
         <w:rPr>
-          <w:rFonts w:ascii="Consolas" w:hAnsi="Consolas"/>
+          <w:rFonts w:ascii="Consolas" w:hAnsi="Consolas" w:eastAsia="標楷體"/>
           <w:sz w:val="21"/>
         </w:rPr>
         <w:t>建議量 ＝ 基準值 × (1 ＋ 品項因子) × (1 ＋ 活動百分比 × 品項敏感度)</w:t>
@@ -8222,6 +8268,51 @@
     </w:p>
     <w:p>
       <w:pPr>
+        <w:spacing w:line="276" w:lineRule="auto" w:after="120" w:before="0"/>
+      </w:pPr>
+      <w:r>
+        <w:rPr>
+          <w:rFonts w:ascii="Times New Roman" w:hAnsi="Times New Roman" w:eastAsia="標楷體"/>
+          <w:b w:val="0"/>
+          <w:sz w:val="24"/>
+        </w:rPr>
+        <w:t>異常預警有兩個來源：一是預警引擎的</w:t>
+      </w:r>
+      <w:r>
+        <w:rPr>
+          <w:rFonts w:ascii="Times New Roman" w:hAnsi="Times New Roman" w:eastAsia="標楷體"/>
+          <w:b/>
+          <w:sz w:val="24"/>
+        </w:rPr>
+        <w:t>排程自動巡檢</w:t>
+      </w:r>
+      <w:r>
+        <w:rPr>
+          <w:rFonts w:ascii="Times New Roman" w:hAnsi="Times New Roman" w:eastAsia="標楷體"/>
+          <w:b w:val="0"/>
+          <w:sz w:val="24"/>
+        </w:rPr>
+        <w:t>，按固定週期掃描資料後開立六類型預警；二是</w:t>
+      </w:r>
+      <w:r>
+        <w:rPr>
+          <w:rFonts w:ascii="Times New Roman" w:hAnsi="Times New Roman" w:eastAsia="標楷體"/>
+          <w:b/>
+          <w:sz w:val="24"/>
+        </w:rPr>
+        <w:t>業務流程節點開立</w:t>
+      </w:r>
+      <w:r>
+        <w:rPr>
+          <w:rFonts w:ascii="Times New Roman" w:hAnsi="Times New Roman" w:eastAsia="標楷體"/>
+          <w:b w:val="0"/>
+          <w:sz w:val="24"/>
+        </w:rPr>
+        <w:t>的預警，於訂貨覆核、收貨驗收、採購申請等關鍵動作發生的當下直接產生，不經巡檢邏輯。兩類預警最終都匯入同一個預警中心與異常複核工作台，由人工統一處理。</w:t>
+      </w:r>
+    </w:p>
+    <w:p>
+      <w:pPr>
         <w:spacing w:line="276" w:lineRule="auto" w:after="120" w:before="160"/>
       </w:pPr>
       <w:r>
@@ -8230,7 +8321,7 @@
           <w:b/>
           <w:sz w:val="24"/>
         </w:rPr>
-        <w:t>4.4.1 偵測類型</w:t>
+        <w:t>4.4.1 排程自動巡檢：六類型</w:t>
       </w:r>
     </w:p>
     <w:tbl>
@@ -8937,7 +9028,400 @@
           <w:b/>
           <w:sz w:val="24"/>
         </w:rPr>
-        <w:t>4.4.2 分級與去重</w:t>
+        <w:t>4.4.2 業務流程節點開立之預警</w:t>
+      </w:r>
+    </w:p>
+    <w:p>
+      <w:pPr>
+        <w:spacing w:line="276" w:lineRule="auto" w:after="120" w:before="0"/>
+      </w:pPr>
+      <w:r>
+        <w:rPr>
+          <w:rFonts w:ascii="Times New Roman" w:hAnsi="Times New Roman" w:eastAsia="標楷體"/>
+          <w:b w:val="0"/>
+          <w:sz w:val="24"/>
+        </w:rPr>
+        <w:t>下列預警不由排程巡檢產生，而是在流程走到特定時點時由系統直接開立，一律進入異常複核工作台等待人工處理：</w:t>
+      </w:r>
+    </w:p>
+    <w:tbl>
+      <w:tblPr>
+        <w:tblStyle w:val="aff2"/>
+        <w:tblW w:type="auto" w:w="0"/>
+        <w:tblLook w:firstColumn="1" w:firstRow="1" w:lastColumn="0" w:lastRow="0" w:noHBand="0" w:noVBand="1" w:val="04A0"/>
+      </w:tblPr>
+      <w:tblGrid>
+        <w:gridCol w:w="2880"/>
+        <w:gridCol w:w="2880"/>
+        <w:gridCol w:w="2880"/>
+      </w:tblGrid>
+      <w:tr>
+        <w:tc>
+          <w:tcPr>
+            <w:tcW w:type="dxa" w:w="2880"/>
+          </w:tcPr>
+          <w:p>
+            <w:pPr>
+              <w:spacing w:line="276" w:lineRule="auto" w:after="0" w:before="0"/>
+            </w:pPr>
+            <w:r/>
+            <w:r>
+              <w:rPr>
+                <w:rFonts w:ascii="Times New Roman" w:hAnsi="Times New Roman" w:eastAsia="標楷體"/>
+                <w:b/>
+                <w:sz w:val="22"/>
+              </w:rPr>
+              <w:t>類型</w:t>
+            </w:r>
+          </w:p>
+        </w:tc>
+        <w:tc>
+          <w:tcPr>
+            <w:tcW w:type="dxa" w:w="2880"/>
+          </w:tcPr>
+          <w:p>
+            <w:pPr>
+              <w:spacing w:line="276" w:lineRule="auto" w:after="0" w:before="0"/>
+            </w:pPr>
+            <w:r/>
+            <w:r>
+              <w:rPr>
+                <w:rFonts w:ascii="Times New Roman" w:hAnsi="Times New Roman" w:eastAsia="標楷體"/>
+                <w:b/>
+                <w:sz w:val="22"/>
+              </w:rPr>
+              <w:t>開立時點</w:t>
+            </w:r>
+          </w:p>
+        </w:tc>
+        <w:tc>
+          <w:tcPr>
+            <w:tcW w:type="dxa" w:w="2880"/>
+          </w:tcPr>
+          <w:p>
+            <w:pPr>
+              <w:spacing w:line="276" w:lineRule="auto" w:after="0" w:before="0"/>
+            </w:pPr>
+            <w:r/>
+            <w:r>
+              <w:rPr>
+                <w:rFonts w:ascii="Times New Roman" w:hAnsi="Times New Roman" w:eastAsia="標楷體"/>
+                <w:b/>
+                <w:sz w:val="22"/>
+              </w:rPr>
+              <w:t>開立條件</w:t>
+            </w:r>
+          </w:p>
+        </w:tc>
+      </w:tr>
+      <w:tr>
+        <w:tc>
+          <w:tcPr>
+            <w:tcW w:type="dxa" w:w="2880"/>
+          </w:tcPr>
+          <w:p>
+            <w:pPr>
+              <w:spacing w:line="276" w:lineRule="auto" w:after="0" w:before="0"/>
+            </w:pPr>
+            <w:r/>
+            <w:r>
+              <w:rPr>
+                <w:rFonts w:ascii="Times New Roman" w:hAnsi="Times New Roman" w:eastAsia="標楷體"/>
+                <w:b w:val="0"/>
+                <w:sz w:val="22"/>
+              </w:rPr>
+              <w:t>數量異常</w:t>
+            </w:r>
+          </w:p>
+        </w:tc>
+        <w:tc>
+          <w:tcPr>
+            <w:tcW w:type="dxa" w:w="2880"/>
+          </w:tcPr>
+          <w:p>
+            <w:pPr>
+              <w:spacing w:line="276" w:lineRule="auto" w:after="0" w:before="0"/>
+            </w:pPr>
+            <w:r/>
+            <w:r>
+              <w:rPr>
+                <w:rFonts w:ascii="Times New Roman" w:hAnsi="Times New Roman" w:eastAsia="標楷體"/>
+                <w:b w:val="0"/>
+                <w:sz w:val="22"/>
+              </w:rPr>
+              <w:t>訂貨覆核時</w:t>
+            </w:r>
+          </w:p>
+        </w:tc>
+        <w:tc>
+          <w:tcPr>
+            <w:tcW w:type="dxa" w:w="2880"/>
+          </w:tcPr>
+          <w:p>
+            <w:pPr>
+              <w:spacing w:line="276" w:lineRule="auto" w:after="0" w:before="0"/>
+            </w:pPr>
+            <w:r/>
+            <w:r>
+              <w:rPr>
+                <w:rFonts w:ascii="Times New Roman" w:hAnsi="Times New Roman" w:eastAsia="標楷體"/>
+                <w:b w:val="0"/>
+                <w:sz w:val="22"/>
+              </w:rPr>
+              <w:t>最終叫貨量超出系統建議量的倍數上限；或屬新品項、冷啟動而無系統建議量者，一律轉人工複核</w:t>
+            </w:r>
+          </w:p>
+        </w:tc>
+      </w:tr>
+      <w:tr>
+        <w:tc>
+          <w:tcPr>
+            <w:tcW w:type="dxa" w:w="2880"/>
+          </w:tcPr>
+          <w:p>
+            <w:pPr>
+              <w:spacing w:line="276" w:lineRule="auto" w:after="0" w:before="0"/>
+            </w:pPr>
+            <w:r/>
+            <w:r>
+              <w:rPr>
+                <w:rFonts w:ascii="Times New Roman" w:hAnsi="Times New Roman" w:eastAsia="標楷體"/>
+                <w:b w:val="0"/>
+                <w:sz w:val="22"/>
+              </w:rPr>
+              <w:t>配送異常</w:t>
+            </w:r>
+          </w:p>
+        </w:tc>
+        <w:tc>
+          <w:tcPr>
+            <w:tcW w:type="dxa" w:w="2880"/>
+          </w:tcPr>
+          <w:p>
+            <w:pPr>
+              <w:spacing w:line="276" w:lineRule="auto" w:after="0" w:before="0"/>
+            </w:pPr>
+            <w:r/>
+            <w:r>
+              <w:rPr>
+                <w:rFonts w:ascii="Times New Roman" w:hAnsi="Times New Roman" w:eastAsia="標楷體"/>
+                <w:b w:val="0"/>
+                <w:sz w:val="22"/>
+              </w:rPr>
+              <w:t>收貨驗收時</w:t>
+            </w:r>
+          </w:p>
+        </w:tc>
+        <w:tc>
+          <w:tcPr>
+            <w:tcW w:type="dxa" w:w="2880"/>
+          </w:tcPr>
+          <w:p>
+            <w:pPr>
+              <w:spacing w:line="276" w:lineRule="auto" w:after="0" w:before="0"/>
+            </w:pPr>
+            <w:r/>
+            <w:r>
+              <w:rPr>
+                <w:rFonts w:ascii="Times New Roman" w:hAnsi="Times New Roman" w:eastAsia="標楷體"/>
+                <w:b w:val="0"/>
+                <w:sz w:val="22"/>
+              </w:rPr>
+              <w:t>實際到貨量與訂購量不符（短收或超收）</w:t>
+            </w:r>
+          </w:p>
+        </w:tc>
+      </w:tr>
+      <w:tr>
+        <w:tc>
+          <w:tcPr>
+            <w:tcW w:type="dxa" w:w="2880"/>
+          </w:tcPr>
+          <w:p>
+            <w:pPr>
+              <w:spacing w:line="276" w:lineRule="auto" w:after="0" w:before="0"/>
+            </w:pPr>
+            <w:r/>
+            <w:r>
+              <w:rPr>
+                <w:rFonts w:ascii="Times New Roman" w:hAnsi="Times New Roman" w:eastAsia="標楷體"/>
+                <w:b w:val="0"/>
+                <w:sz w:val="22"/>
+              </w:rPr>
+              <w:t>品項異常</w:t>
+            </w:r>
+          </w:p>
+        </w:tc>
+        <w:tc>
+          <w:tcPr>
+            <w:tcW w:type="dxa" w:w="2880"/>
+          </w:tcPr>
+          <w:p>
+            <w:pPr>
+              <w:spacing w:line="276" w:lineRule="auto" w:after="0" w:before="0"/>
+            </w:pPr>
+            <w:r/>
+            <w:r>
+              <w:rPr>
+                <w:rFonts w:ascii="Times New Roman" w:hAnsi="Times New Roman" w:eastAsia="標楷體"/>
+                <w:b w:val="0"/>
+                <w:sz w:val="22"/>
+              </w:rPr>
+              <w:t>採購申請時</w:t>
+            </w:r>
+          </w:p>
+        </w:tc>
+        <w:tc>
+          <w:tcPr>
+            <w:tcW w:type="dxa" w:w="2880"/>
+          </w:tcPr>
+          <w:p>
+            <w:pPr>
+              <w:spacing w:line="276" w:lineRule="auto" w:after="0" w:before="0"/>
+            </w:pPr>
+            <w:r/>
+            <w:r>
+              <w:rPr>
+                <w:rFonts w:ascii="Times New Roman" w:hAnsi="Times New Roman" w:eastAsia="標楷體"/>
+                <w:b w:val="0"/>
+                <w:sz w:val="22"/>
+              </w:rPr>
+              <w:t>申請品項落在該場域的禁買清單內，須人工複核才可採購</w:t>
+            </w:r>
+          </w:p>
+        </w:tc>
+      </w:tr>
+      <w:tr>
+        <w:tc>
+          <w:tcPr>
+            <w:tcW w:type="dxa" w:w="2880"/>
+          </w:tcPr>
+          <w:p>
+            <w:pPr>
+              <w:spacing w:line="276" w:lineRule="auto" w:after="0" w:before="0"/>
+            </w:pPr>
+            <w:r/>
+            <w:r>
+              <w:rPr>
+                <w:rFonts w:ascii="Times New Roman" w:hAnsi="Times New Roman" w:eastAsia="標楷體"/>
+                <w:b w:val="0"/>
+                <w:sz w:val="22"/>
+              </w:rPr>
+              <w:t>回填異常</w:t>
+            </w:r>
+          </w:p>
+        </w:tc>
+        <w:tc>
+          <w:tcPr>
+            <w:tcW w:type="dxa" w:w="2880"/>
+          </w:tcPr>
+          <w:p>
+            <w:pPr>
+              <w:spacing w:line="276" w:lineRule="auto" w:after="0" w:before="0"/>
+            </w:pPr>
+            <w:r/>
+            <w:r>
+              <w:rPr>
+                <w:rFonts w:ascii="Times New Roman" w:hAnsi="Times New Roman" w:eastAsia="標楷體"/>
+                <w:b w:val="0"/>
+                <w:sz w:val="22"/>
+              </w:rPr>
+              <w:t>結單日檢查後</w:t>
+            </w:r>
+          </w:p>
+        </w:tc>
+        <w:tc>
+          <w:tcPr>
+            <w:tcW w:type="dxa" w:w="2880"/>
+          </w:tcPr>
+          <w:p>
+            <w:pPr>
+              <w:spacing w:line="276" w:lineRule="auto" w:after="0" w:before="0"/>
+            </w:pPr>
+            <w:r/>
+            <w:r>
+              <w:rPr>
+                <w:rFonts w:ascii="Times New Roman" w:hAnsi="Times New Roman" w:eastAsia="標楷體"/>
+                <w:b w:val="0"/>
+                <w:sz w:val="22"/>
+              </w:rPr>
+              <w:t>結單日已過，仍有訂貨單停留在草稿或回填中而未完成確認</w:t>
+            </w:r>
+          </w:p>
+        </w:tc>
+      </w:tr>
+      <w:tr>
+        <w:tc>
+          <w:tcPr>
+            <w:tcW w:type="dxa" w:w="2880"/>
+          </w:tcPr>
+          <w:p>
+            <w:pPr>
+              <w:spacing w:line="276" w:lineRule="auto" w:after="0" w:before="0"/>
+            </w:pPr>
+            <w:r/>
+            <w:r>
+              <w:rPr>
+                <w:rFonts w:ascii="Times New Roman" w:hAnsi="Times New Roman" w:eastAsia="標楷體"/>
+                <w:b w:val="0"/>
+                <w:sz w:val="22"/>
+              </w:rPr>
+              <w:t>系統告警</w:t>
+            </w:r>
+          </w:p>
+        </w:tc>
+        <w:tc>
+          <w:tcPr>
+            <w:tcW w:type="dxa" w:w="2880"/>
+          </w:tcPr>
+          <w:p>
+            <w:pPr>
+              <w:spacing w:line="276" w:lineRule="auto" w:after="0" w:before="0"/>
+            </w:pPr>
+            <w:r/>
+            <w:r>
+              <w:rPr>
+                <w:rFonts w:ascii="Times New Roman" w:hAnsi="Times New Roman" w:eastAsia="標楷體"/>
+                <w:b w:val="0"/>
+                <w:sz w:val="22"/>
+              </w:rPr>
+              <w:t>排程作業失敗時</w:t>
+            </w:r>
+          </w:p>
+        </w:tc>
+        <w:tc>
+          <w:tcPr>
+            <w:tcW w:type="dxa" w:w="2880"/>
+          </w:tcPr>
+          <w:p>
+            <w:pPr>
+              <w:spacing w:line="276" w:lineRule="auto" w:after="0" w:before="0"/>
+            </w:pPr>
+            <w:r/>
+            <w:r>
+              <w:rPr>
+                <w:rFonts w:ascii="Times New Roman" w:hAnsi="Times New Roman" w:eastAsia="標楷體"/>
+                <w:b w:val="0"/>
+                <w:sz w:val="22"/>
+              </w:rPr>
+              <w:t>排程執行失敗，錯誤訊息一併留存，避免故障只落在系統紀錄而無人察覺</w:t>
+            </w:r>
+          </w:p>
+        </w:tc>
+      </w:tr>
+    </w:tbl>
+    <w:p/>
+    <w:p>
+      <w:pPr>
+        <w:spacing w:line="276" w:lineRule="auto" w:after="120" w:before="160"/>
+      </w:pPr>
+      <w:r>
+        <w:rPr>
+          <w:rFonts w:ascii="Times New Roman" w:hAnsi="Times New Roman" w:eastAsia="標楷體"/>
+          <w:b/>
+          <w:sz w:val="24"/>
+        </w:rPr>
+        <w:t>4.4.3 分級與去重</w:t>
       </w:r>
     </w:p>
     <w:p>
@@ -9014,7 +9498,7 @@
           <w:b/>
           <w:sz w:val="24"/>
         </w:rPr>
-        <w:t>4.4.3 供應商協同回覆</w:t>
+        <w:t>4.4.4 供應商協同回覆</w:t>
       </w:r>
     </w:p>
     <w:p>
@@ -9040,7 +9524,7 @@
           <w:b/>
           <w:sz w:val="24"/>
         </w:rPr>
-        <w:t>4.4.4 現況</w:t>
+        <w:t>4.4.5 現況</w:t>
       </w:r>
     </w:p>
     <w:p>
@@ -9053,7 +9537,7 @@
           <w:b w:val="0"/>
           <w:sz w:val="24"/>
         </w:rPr>
-        <w:t>已開單 130 筆，分布如第 3.6 節。其中長時間未補貨占 74.6%，反映多數場域尚未建立常態補貨節奏，與場域品項對應建置率偏低互為佐證。</w:t>
+        <w:t>已開單 130 筆，分布如第 3.6 節，涵蓋上述兩類來源——其中數量異常 6 筆與配送異常 2 筆來自流程節點開立，其餘為排程巡檢產出。長時間未補貨占 74.6%，反映多數場域尚未建立常態補貨節奏，與場域品項對應建置率偏低互為佐證。</w:t>
       </w:r>
     </w:p>
     <w:p>
@@ -9380,7 +9864,7 @@
       </w:pPr>
       <w:r>
         <w:rPr>
-          <w:rFonts w:ascii="Consolas" w:hAnsi="Consolas"/>
+          <w:rFonts w:ascii="Consolas" w:hAnsi="Consolas" w:eastAsia="標楷體"/>
           <w:sz w:val="21"/>
         </w:rPr>
         <w:t>草稿 ──確認排單──▶ 已排定 ──出車──▶ 配送中 ──全數驗收──▶ 完成</w:t>
@@ -10044,7 +10528,7 @@
       </w:pPr>
       <w:r>
         <w:rPr>
-          <w:rFonts w:ascii="Consolas" w:hAnsi="Consolas"/>
+          <w:rFonts w:ascii="Consolas" w:hAnsi="Consolas" w:eastAsia="標楷體"/>
           <w:sz w:val="21"/>
         </w:rPr>
         <w:t>待受理 → 已派工 → 處理中 → 已完工</w:t>
@@ -10450,7 +10934,7 @@
                 <w:b w:val="0"/>
                 <w:sz w:val="22"/>
               </w:rPr>
-              <w:t>量定一次；未回填者自動採納系統建議值送覆核</w:t>
+              <w:t>一個月只定一次量；未回填者自動採納系統建議值送覆核</w:t>
             </w:r>
           </w:p>
         </w:tc>
@@ -12234,7 +12718,7 @@
           <w:b w:val="0"/>
           <w:sz w:val="24"/>
         </w:rPr>
-        <w:t>：既有系統以「空值視同空字串」的語意比較狀態欄位，而現代 ORM 之否定條件在三值邏輯下會排除空值列。平台以共用工具函式統一處理，確保與既有系統查詢結果一致。</w:t>
+        <w:t>：既有系統比較狀態欄位時，把「沒填」視同空白字串；而新系統慣用的查詢工具在做「不等於」比較時，反而會把「沒填」的資料整批漏掉。平台以共用工具函式統一處理，確保與既有系統查詢結果一致。</w:t>
       </w:r>
     </w:p>
     <w:p>
@@ -12783,7 +13267,7 @@
                 <w:b w:val="0"/>
                 <w:sz w:val="22"/>
               </w:rPr>
-              <w:t>企業識別碼（多租戶隔離）</w:t>
+              <w:t>企業識別碼（用於企業間資料隔離）</w:t>
             </w:r>
           </w:p>
         </w:tc>
@@ -15142,7 +15626,7 @@
                 <w:b w:val="0"/>
                 <w:sz w:val="22"/>
               </w:rPr>
-              <w:t>冪等寫入</w:t>
+              <w:t>排程重跑不重複寫入</w:t>
             </w:r>
           </w:p>
         </w:tc>
@@ -15161,7 +15645,7 @@
                 <w:b w:val="0"/>
                 <w:sz w:val="22"/>
               </w:rPr>
-              <w:t>排程重跑不產生重複資料；月度校準以更新方式回填而非新增</w:t>
+              <w:t>同一支排程重跑不會產生重複資料；月度校準以更新方式回填而非新增</w:t>
             </w:r>
           </w:p>
         </w:tc>
@@ -15247,7 +15731,7 @@
                 <w:b w:val="0"/>
                 <w:sz w:val="22"/>
               </w:rPr>
-              <w:t>樂觀鎖</w:t>
+              <w:t>編輯衝突防護（樂觀鎖）</w:t>
             </w:r>
           </w:p>
         </w:tc>
@@ -15327,7 +15811,7 @@
                 <w:b w:val="0"/>
                 <w:sz w:val="22"/>
               </w:rPr>
-              <w:t>多租戶檢核</w:t>
+              <w:t>企業間資料隔離檢核</w:t>
             </w:r>
           </w:p>
         </w:tc>
@@ -15550,7 +16034,7 @@
           <w:b w:val="0"/>
           <w:sz w:val="24"/>
         </w:rPr>
-        <w:t>本計畫系統建置分為四階段，以</w:t>
+        <w:t>本計畫系統建置分為五階段，以</w:t>
       </w:r>
       <w:r>
         <w:rPr>
@@ -15869,7 +16353,7 @@
                 <w:b w:val="0"/>
                 <w:sz w:val="22"/>
               </w:rPr>
-              <w:t>需求預測引擎介接、補貨建議、六類型異常預警、供應商協作介面、營運儀表板</w:t>
+              <w:t>需求預測引擎介接、補貨建議、異常預警（六類型排程巡檢＋流程節點即時開立）、供應商協作介面、營運儀表板</w:t>
             </w:r>
           </w:p>
         </w:tc>
@@ -16132,6 +16616,7 @@
     <w:p>
       <w:pPr>
         <w:spacing w:line="276" w:lineRule="auto" w:after="120" w:before="0"/>
+        <w:jc w:val="center"/>
       </w:pPr>
       <w:r>
         <w:rPr>
@@ -16139,7 +16624,52 @@
           <w:b w:val="0"/>
           <w:sz w:val="24"/>
         </w:rPr>
-        <w:t>〔圖 2　建置時程甘特圖〕</w:t>
+        <w:drawing>
+          <wp:inline xmlns:a="http://schemas.openxmlformats.org/drawingml/2006/main" xmlns:pic="http://schemas.openxmlformats.org/drawingml/2006/picture">
+            <wp:extent cx="5486400" cy="2925083"/>
+            <wp:docPr id="2" name="Picture 2"/>
+            <wp:cNvGraphicFramePr>
+              <a:graphicFrameLocks noChangeAspect="1"/>
+            </wp:cNvGraphicFramePr>
+            <a:graphic>
+              <a:graphicData uri="http://schemas.openxmlformats.org/drawingml/2006/picture">
+                <pic:pic>
+                  <pic:nvPicPr>
+                    <pic:cNvPr id="0" name="fig2_gantt.png"/>
+                    <pic:cNvPicPr/>
+                  </pic:nvPicPr>
+                  <pic:blipFill>
+                    <a:blip r:embed="rId11"/>
+                    <a:stretch>
+                      <a:fillRect/>
+                    </a:stretch>
+                  </pic:blipFill>
+                  <pic:spPr>
+                    <a:xfrm>
+                      <a:off x="0" y="0"/>
+                      <a:ext cx="5486400" cy="2925083"/>
+                    </a:xfrm>
+                    <a:prstGeom prst="rect"/>
+                  </pic:spPr>
+                </pic:pic>
+              </a:graphicData>
+            </a:graphic>
+          </wp:inline>
+        </w:drawing>
+      </w:r>
+    </w:p>
+    <w:p>
+      <w:pPr>
+        <w:spacing w:line="276" w:lineRule="auto" w:after="120" w:before="0"/>
+        <w:jc w:val="center"/>
+      </w:pPr>
+      <w:r>
+        <w:rPr>
+          <w:rFonts w:ascii="Times New Roman" w:hAnsi="Times New Roman" w:eastAsia="標楷體"/>
+          <w:b w:val="0"/>
+          <w:sz w:val="24"/>
+        </w:rPr>
+        <w:t>圖 2　建置時程甘特圖</w:t>
       </w:r>
     </w:p>
     <w:p>
